--- a/public/manuales/Manual_Presentismo_Secundario_2026.docx
+++ b/public/manuales/Manual_Presentismo_Secundario_2026.docx
@@ -1931,7 +1931,6 @@
       <w:tblGrid>
         <w:gridCol w:w="2200"/>
         <w:gridCol w:w="4326"/>
-        <w:gridCol w:w="2500"/>
       </w:tblGrid>
       <w:tr>
         <w:trPr>
@@ -1999,37 +1998,6 @@
             </w:r>
           </w:p>
         </w:tc>
-        <w:tc>
-          <w:tcPr>
-            <w:tcW w:type="dxa" w:w="2500"/>
-            <w:tcBorders>
-              <w:top w:val="single" w:color="073244" w:sz="1"/>
-              <w:left w:val="single" w:color="073244" w:sz="1"/>
-              <w:bottom w:val="single" w:color="073244" w:sz="1"/>
-              <w:right w:val="single" w:color="073244" w:sz="1"/>
-            </w:tcBorders>
-            <w:shd w:fill="073244" w:color="auto" w:val="clear"/>
-            <w:tcMar>
-              <w:top w:type="dxa" w:w="80"/>
-              <w:left w:type="dxa" w:w="120"/>
-              <w:bottom w:type="dxa" w:w="80"/>
-              <w:right w:type="dxa" w:w="120"/>
-            </w:tcMar>
-          </w:tcPr>
-          <w:p>
-            <w:r>
-              <w:rPr>
-                <w:rFonts w:ascii="Archivo" w:cs="Archivo" w:eastAsia="Archivo" w:hAnsi="Archivo"/>
-                <w:b/>
-                <w:bCs/>
-                <w:color w:val="FFFFFF"/>
-                <w:sz w:val="18"/>
-                <w:szCs w:val="18"/>
-              </w:rPr>
-              <w:t xml:space="preserve">Cuenta para regularidad</w:t>
-            </w:r>
-          </w:p>
-        </w:tc>
       </w:tr>
       <w:tr>
         <w:tc>
@@ -2093,15 +2061,18 @@
             </w:r>
           </w:p>
         </w:tc>
-        <w:tc>
-          <w:tcPr>
-            <w:tcW w:type="dxa" w:w="2500"/>
-            <w:tcBorders>
-              <w:top w:val="single" w:color="CCCCCC" w:sz="1"/>
-              <w:left w:val="single" w:color="CCCCCC" w:sz="1"/>
-              <w:bottom w:val="single" w:color="CCCCCC" w:sz="1"/>
-              <w:right w:val="single" w:color="CCCCCC" w:sz="1"/>
-            </w:tcBorders>
+      </w:tr>
+      <w:tr>
+        <w:tc>
+          <w:tcPr>
+            <w:tcW w:type="dxa" w:w="2200"/>
+            <w:tcBorders>
+              <w:top w:val="single" w:color="CCCCCC" w:sz="1"/>
+              <w:left w:val="single" w:color="CCCCCC" w:sz="1"/>
+              <w:bottom w:val="single" w:color="CCCCCC" w:sz="1"/>
+              <w:right w:val="single" w:color="CCCCCC" w:sz="1"/>
+            </w:tcBorders>
+            <w:shd w:fill="FFECEC" w:color="auto" w:val="clear"/>
             <w:tcMar>
               <w:top w:type="dxa" w:w="80"/>
               <w:left w:type="dxa" w:w="120"/>
@@ -2119,7 +2090,37 @@
                 <w:sz w:val="18"/>
                 <w:szCs w:val="18"/>
               </w:rPr>
-              <w:t xml:space="preserve">No</w:t>
+              <w:t xml:space="preserve">Ausente</w:t>
+            </w:r>
+          </w:p>
+        </w:tc>
+        <w:tc>
+          <w:tcPr>
+            <w:tcW w:type="dxa" w:w="4326"/>
+            <w:tcBorders>
+              <w:top w:val="single" w:color="CCCCCC" w:sz="1"/>
+              <w:left w:val="single" w:color="CCCCCC" w:sz="1"/>
+              <w:bottom w:val="single" w:color="CCCCCC" w:sz="1"/>
+              <w:right w:val="single" w:color="CCCCCC" w:sz="1"/>
+            </w:tcBorders>
+            <w:tcMar>
+              <w:top w:type="dxa" w:w="80"/>
+              <w:left w:type="dxa" w:w="120"/>
+              <w:bottom w:type="dxa" w:w="80"/>
+              <w:right w:type="dxa" w:w="120"/>
+            </w:tcMar>
+          </w:tcPr>
+          <w:p>
+            <w:r>
+              <w:rPr>
+                <w:rFonts w:ascii="Archivo" w:cs="Archivo" w:eastAsia="Archivo" w:hAnsi="Archivo"/>
+                <w:b w:val="false"/>
+                <w:bCs w:val="false"/>
+                <w:color w:val="222222"/>
+                <w:sz w:val="18"/>
+                <w:szCs w:val="18"/>
+              </w:rPr>
+              <w:t xml:space="preserve">No asistió. Se computa como inasistencia si no se justifica.</w:t>
             </w:r>
           </w:p>
         </w:tc>
@@ -2134,7 +2135,7 @@
               <w:bottom w:val="single" w:color="CCCCCC" w:sz="1"/>
               <w:right w:val="single" w:color="CCCCCC" w:sz="1"/>
             </w:tcBorders>
-            <w:shd w:fill="FFECEC" w:color="auto" w:val="clear"/>
+            <w:shd w:fill="FFF3E0" w:color="auto" w:val="clear"/>
             <w:tcMar>
               <w:top w:type="dxa" w:w="80"/>
               <w:left w:type="dxa" w:w="120"/>
@@ -2152,7 +2153,7 @@
                 <w:sz w:val="18"/>
                 <w:szCs w:val="18"/>
               </w:rPr>
-              <w:t xml:space="preserve">Ausente</w:t>
+              <w:t xml:space="preserve">Media jornada</w:t>
             </w:r>
           </w:p>
         </w:tc>
@@ -2182,19 +2183,22 @@
                 <w:sz w:val="18"/>
                 <w:szCs w:val="18"/>
               </w:rPr>
-              <w:t xml:space="preserve">No asistió. Se computa como inasistencia si no se justifica.</w:t>
-            </w:r>
-          </w:p>
-        </w:tc>
-        <w:tc>
-          <w:tcPr>
-            <w:tcW w:type="dxa" w:w="2500"/>
-            <w:tcBorders>
-              <w:top w:val="single" w:color="CCCCCC" w:sz="1"/>
-              <w:left w:val="single" w:color="CCCCCC" w:sz="1"/>
-              <w:bottom w:val="single" w:color="CCCCCC" w:sz="1"/>
-              <w:right w:val="single" w:color="CCCCCC" w:sz="1"/>
-            </w:tcBorders>
+              <w:t xml:space="preserve">Asistió parcialmente.</w:t>
+            </w:r>
+          </w:p>
+        </w:tc>
+      </w:tr>
+      <w:tr>
+        <w:tc>
+          <w:tcPr>
+            <w:tcW w:type="dxa" w:w="2200"/>
+            <w:tcBorders>
+              <w:top w:val="single" w:color="CCCCCC" w:sz="1"/>
+              <w:left w:val="single" w:color="CCCCCC" w:sz="1"/>
+              <w:bottom w:val="single" w:color="CCCCCC" w:sz="1"/>
+              <w:right w:val="single" w:color="CCCCCC" w:sz="1"/>
+            </w:tcBorders>
+            <w:shd w:fill="F3E5F5" w:color="auto" w:val="clear"/>
             <w:tcMar>
               <w:top w:type="dxa" w:w="80"/>
               <w:left w:type="dxa" w:w="120"/>
@@ -2212,7 +2216,37 @@
                 <w:sz w:val="18"/>
                 <w:szCs w:val="18"/>
               </w:rPr>
-              <w:t xml:space="preserve">Sí (sin justificar)</w:t>
+              <w:t xml:space="preserve">Llegada tarde / Retiro anticipado</w:t>
+            </w:r>
+          </w:p>
+        </w:tc>
+        <w:tc>
+          <w:tcPr>
+            <w:tcW w:type="dxa" w:w="4326"/>
+            <w:tcBorders>
+              <w:top w:val="single" w:color="CCCCCC" w:sz="1"/>
+              <w:left w:val="single" w:color="CCCCCC" w:sz="1"/>
+              <w:bottom w:val="single" w:color="CCCCCC" w:sz="1"/>
+              <w:right w:val="single" w:color="CCCCCC" w:sz="1"/>
+            </w:tcBorders>
+            <w:tcMar>
+              <w:top w:type="dxa" w:w="80"/>
+              <w:left w:type="dxa" w:w="120"/>
+              <w:bottom w:type="dxa" w:w="80"/>
+              <w:right w:type="dxa" w:w="120"/>
+            </w:tcMar>
+          </w:tcPr>
+          <w:p>
+            <w:r>
+              <w:rPr>
+                <w:rFonts w:ascii="Archivo" w:cs="Archivo" w:eastAsia="Archivo" w:hAnsi="Archivo"/>
+                <w:b w:val="false"/>
+                <w:bCs w:val="false"/>
+                <w:color w:val="222222"/>
+                <w:sz w:val="18"/>
+                <w:szCs w:val="18"/>
+              </w:rPr>
+              <w:t xml:space="preserve">Computa como 0,5 inasistencia.</w:t>
             </w:r>
           </w:p>
         </w:tc>
@@ -2227,7 +2261,7 @@
               <w:bottom w:val="single" w:color="CCCCCC" w:sz="1"/>
               <w:right w:val="single" w:color="CCCCCC" w:sz="1"/>
             </w:tcBorders>
-            <w:shd w:fill="FFF3E0" w:color="auto" w:val="clear"/>
+            <w:shd w:fill="F5F5F5" w:color="auto" w:val="clear"/>
             <w:tcMar>
               <w:top w:type="dxa" w:w="80"/>
               <w:left w:type="dxa" w:w="120"/>
@@ -2245,7 +2279,7 @@
                 <w:sz w:val="18"/>
                 <w:szCs w:val="18"/>
               </w:rPr>
-              <w:t xml:space="preserve">Media jornada</w:t>
+              <w:t xml:space="preserve">NC (No Corresponde)</w:t>
             </w:r>
           </w:p>
         </w:tc>
@@ -2275,223 +2309,7 @@
                 <w:sz w:val="18"/>
                 <w:szCs w:val="18"/>
               </w:rPr>
-              <w:t xml:space="preserve">Asistió parcialmente.</w:t>
-            </w:r>
-          </w:p>
-        </w:tc>
-        <w:tc>
-          <w:tcPr>
-            <w:tcW w:type="dxa" w:w="2500"/>
-            <w:tcBorders>
-              <w:top w:val="single" w:color="CCCCCC" w:sz="1"/>
-              <w:left w:val="single" w:color="CCCCCC" w:sz="1"/>
-              <w:bottom w:val="single" w:color="CCCCCC" w:sz="1"/>
-              <w:right w:val="single" w:color="CCCCCC" w:sz="1"/>
-            </w:tcBorders>
-            <w:tcMar>
-              <w:top w:type="dxa" w:w="80"/>
-              <w:left w:type="dxa" w:w="120"/>
-              <w:bottom w:type="dxa" w:w="80"/>
-              <w:right w:type="dxa" w:w="120"/>
-            </w:tcMar>
-          </w:tcPr>
-          <w:p>
-            <w:r>
-              <w:rPr>
-                <w:rFonts w:ascii="Archivo" w:cs="Archivo" w:eastAsia="Archivo" w:hAnsi="Archivo"/>
-                <w:b w:val="false"/>
-                <w:bCs w:val="false"/>
-                <w:color w:val="222222"/>
-                <w:sz w:val="18"/>
-                <w:szCs w:val="18"/>
-              </w:rPr>
-              <w:t xml:space="preserve">Media inasistencia</w:t>
-            </w:r>
-          </w:p>
-        </w:tc>
-      </w:tr>
-      <w:tr>
-        <w:tc>
-          <w:tcPr>
-            <w:tcW w:type="dxa" w:w="2200"/>
-            <w:tcBorders>
-              <w:top w:val="single" w:color="CCCCCC" w:sz="1"/>
-              <w:left w:val="single" w:color="CCCCCC" w:sz="1"/>
-              <w:bottom w:val="single" w:color="CCCCCC" w:sz="1"/>
-              <w:right w:val="single" w:color="CCCCCC" w:sz="1"/>
-            </w:tcBorders>
-            <w:shd w:fill="F3E5F5" w:color="auto" w:val="clear"/>
-            <w:tcMar>
-              <w:top w:type="dxa" w:w="80"/>
-              <w:left w:type="dxa" w:w="120"/>
-              <w:bottom w:type="dxa" w:w="80"/>
-              <w:right w:type="dxa" w:w="120"/>
-            </w:tcMar>
-          </w:tcPr>
-          <w:p>
-            <w:r>
-              <w:rPr>
-                <w:rFonts w:ascii="Archivo" w:cs="Archivo" w:eastAsia="Archivo" w:hAnsi="Archivo"/>
-                <w:b w:val="false"/>
-                <w:bCs w:val="false"/>
-                <w:color w:val="222222"/>
-                <w:sz w:val="18"/>
-                <w:szCs w:val="18"/>
-              </w:rPr>
-              <w:t xml:space="preserve">Llegada tarde / Retiro anticipado</w:t>
-            </w:r>
-          </w:p>
-        </w:tc>
-        <w:tc>
-          <w:tcPr>
-            <w:tcW w:type="dxa" w:w="4326"/>
-            <w:tcBorders>
-              <w:top w:val="single" w:color="CCCCCC" w:sz="1"/>
-              <w:left w:val="single" w:color="CCCCCC" w:sz="1"/>
-              <w:bottom w:val="single" w:color="CCCCCC" w:sz="1"/>
-              <w:right w:val="single" w:color="CCCCCC" w:sz="1"/>
-            </w:tcBorders>
-            <w:tcMar>
-              <w:top w:type="dxa" w:w="80"/>
-              <w:left w:type="dxa" w:w="120"/>
-              <w:bottom w:type="dxa" w:w="80"/>
-              <w:right w:type="dxa" w:w="120"/>
-            </w:tcMar>
-          </w:tcPr>
-          <w:p>
-            <w:r>
-              <w:rPr>
-                <w:rFonts w:ascii="Archivo" w:cs="Archivo" w:eastAsia="Archivo" w:hAnsi="Archivo"/>
-                <w:b w:val="false"/>
-                <w:bCs w:val="false"/>
-                <w:color w:val="222222"/>
-                <w:sz w:val="18"/>
-                <w:szCs w:val="18"/>
-              </w:rPr>
-              <w:t xml:space="preserve">Computa como 0,5 inasistencia.</w:t>
-            </w:r>
-          </w:p>
-        </w:tc>
-        <w:tc>
-          <w:tcPr>
-            <w:tcW w:type="dxa" w:w="2500"/>
-            <w:tcBorders>
-              <w:top w:val="single" w:color="CCCCCC" w:sz="1"/>
-              <w:left w:val="single" w:color="CCCCCC" w:sz="1"/>
-              <w:bottom w:val="single" w:color="CCCCCC" w:sz="1"/>
-              <w:right w:val="single" w:color="CCCCCC" w:sz="1"/>
-            </w:tcBorders>
-            <w:tcMar>
-              <w:top w:type="dxa" w:w="80"/>
-              <w:left w:type="dxa" w:w="120"/>
-              <w:bottom w:type="dxa" w:w="80"/>
-              <w:right w:type="dxa" w:w="120"/>
-            </w:tcMar>
-          </w:tcPr>
-          <w:p>
-            <w:r>
-              <w:rPr>
-                <w:rFonts w:ascii="Archivo" w:cs="Archivo" w:eastAsia="Archivo" w:hAnsi="Archivo"/>
-                <w:b w:val="false"/>
-                <w:bCs w:val="false"/>
-                <w:color w:val="222222"/>
-                <w:sz w:val="18"/>
-                <w:szCs w:val="18"/>
-              </w:rPr>
-              <w:t xml:space="preserve">Media inasistencia</w:t>
-            </w:r>
-          </w:p>
-        </w:tc>
-      </w:tr>
-      <w:tr>
-        <w:tc>
-          <w:tcPr>
-            <w:tcW w:type="dxa" w:w="2200"/>
-            <w:tcBorders>
-              <w:top w:val="single" w:color="CCCCCC" w:sz="1"/>
-              <w:left w:val="single" w:color="CCCCCC" w:sz="1"/>
-              <w:bottom w:val="single" w:color="CCCCCC" w:sz="1"/>
-              <w:right w:val="single" w:color="CCCCCC" w:sz="1"/>
-            </w:tcBorders>
-            <w:shd w:fill="F5F5F5" w:color="auto" w:val="clear"/>
-            <w:tcMar>
-              <w:top w:type="dxa" w:w="80"/>
-              <w:left w:type="dxa" w:w="120"/>
-              <w:bottom w:type="dxa" w:w="80"/>
-              <w:right w:type="dxa" w:w="120"/>
-            </w:tcMar>
-          </w:tcPr>
-          <w:p>
-            <w:r>
-              <w:rPr>
-                <w:rFonts w:ascii="Archivo" w:cs="Archivo" w:eastAsia="Archivo" w:hAnsi="Archivo"/>
-                <w:b w:val="false"/>
-                <w:bCs w:val="false"/>
-                <w:color w:val="222222"/>
-                <w:sz w:val="18"/>
-                <w:szCs w:val="18"/>
-              </w:rPr>
-              <w:t xml:space="preserve">NC (No Corresponde)</w:t>
-            </w:r>
-          </w:p>
-        </w:tc>
-        <w:tc>
-          <w:tcPr>
-            <w:tcW w:type="dxa" w:w="4326"/>
-            <w:tcBorders>
-              <w:top w:val="single" w:color="CCCCCC" w:sz="1"/>
-              <w:left w:val="single" w:color="CCCCCC" w:sz="1"/>
-              <w:bottom w:val="single" w:color="CCCCCC" w:sz="1"/>
-              <w:right w:val="single" w:color="CCCCCC" w:sz="1"/>
-            </w:tcBorders>
-            <w:tcMar>
-              <w:top w:type="dxa" w:w="80"/>
-              <w:left w:type="dxa" w:w="120"/>
-              <w:bottom w:type="dxa" w:w="80"/>
-              <w:right w:type="dxa" w:w="120"/>
-            </w:tcMar>
-          </w:tcPr>
-          <w:p>
-            <w:r>
-              <w:rPr>
-                <w:rFonts w:ascii="Archivo" w:cs="Archivo" w:eastAsia="Archivo" w:hAnsi="Archivo"/>
-                <w:b w:val="false"/>
-                <w:bCs w:val="false"/>
-                <w:color w:val="222222"/>
-                <w:sz w:val="18"/>
-                <w:szCs w:val="18"/>
-              </w:rPr>
               <w:t xml:space="preserve">Uso excepcional: el alumno no está alcanzado por el presentismo en esa fecha.</w:t>
-            </w:r>
-          </w:p>
-        </w:tc>
-        <w:tc>
-          <w:tcPr>
-            <w:tcW w:type="dxa" w:w="2500"/>
-            <w:tcBorders>
-              <w:top w:val="single" w:color="CCCCCC" w:sz="1"/>
-              <w:left w:val="single" w:color="CCCCCC" w:sz="1"/>
-              <w:bottom w:val="single" w:color="CCCCCC" w:sz="1"/>
-              <w:right w:val="single" w:color="CCCCCC" w:sz="1"/>
-            </w:tcBorders>
-            <w:tcMar>
-              <w:top w:type="dxa" w:w="80"/>
-              <w:left w:type="dxa" w:w="120"/>
-              <w:bottom w:type="dxa" w:w="80"/>
-              <w:right w:type="dxa" w:w="120"/>
-            </w:tcMar>
-          </w:tcPr>
-          <w:p>
-            <w:r>
-              <w:rPr>
-                <w:rFonts w:ascii="Archivo" w:cs="Archivo" w:eastAsia="Archivo" w:hAnsi="Archivo"/>
-                <w:b w:val="false"/>
-                <w:bCs w:val="false"/>
-                <w:color w:val="222222"/>
-                <w:sz w:val="18"/>
-                <w:szCs w:val="18"/>
-              </w:rPr>
-              <w:t xml:space="preserve">No computa falta</w:t>
             </w:r>
           </w:p>
         </w:tc>

--- a/public/manuales/Manual_Presentismo_Secundario_2026.docx
+++ b/public/manuales/Manual_Presentismo_Secundario_2026.docx
@@ -1599,7 +1599,7 @@
                 <w:sz w:val="18"/>
                 <w:szCs w:val="18"/>
               </w:rPr>
-              <w:t xml:space="preserve">Uso excepcional: el alumno no está alcanzado por la clase en esa fecha.</w:t>
+              <w:t xml:space="preserve">Uso excepcional: el alumno no está alcanzado por la clase en esa fecha. Solo disponible para el rol Dirección de Área.</w:t>
             </w:r>
           </w:p>
         </w:tc>
@@ -2309,7 +2309,7 @@
                 <w:sz w:val="18"/>
                 <w:szCs w:val="18"/>
               </w:rPr>
-              <w:t xml:space="preserve">Uso excepcional: el alumno no está alcanzado por el presentismo en esa fecha.</w:t>
+              <w:t xml:space="preserve">Uso excepcional: el alumno no está alcanzado por el presentismo en esa fecha. Solo disponible para el rol Dirección de Área.</w:t>
             </w:r>
           </w:p>
         </w:tc>

--- a/public/manuales/Manual_Presentismo_Secundario_2026.docx
+++ b/public/manuales/Manual_Presentismo_Secundario_2026.docx
@@ -691,7 +691,7 @@
                 <w:sz w:val="18"/>
                 <w:szCs w:val="18"/>
               </w:rPr>
-              <w:t xml:space="preserve">Supervisa, corrige y configura situaciones. Puede justificar fuera de plazo.</w:t>
+              <w:t xml:space="preserve">Supervisa, corrige y configura situaciones.</w:t>
             </w:r>
           </w:p>
         </w:tc>
@@ -784,7 +784,7 @@
                 <w:sz w:val="18"/>
                 <w:szCs w:val="18"/>
               </w:rPr>
-              <w:t xml:space="preserve">Corrige registros bloqueados, errores de FEM, modifica regularidad manualmente</w:t>
+              <w:t xml:space="preserve">Corrige registros bloqueados, errores de FEM, modifica regularidad manualmente. Puede justificar fuera de plazo.</w:t>
             </w:r>
           </w:p>
         </w:tc>

--- a/public/manuales/Manual_Presentismo_Secundario_2026.docx
+++ b/public/manuales/Manual_Presentismo_Secundario_2026.docx
@@ -1019,116 +1019,111 @@
           <w:sz w:val="22"/>
           <w:szCs w:val="22"/>
         </w:rPr>
-        <w:t xml:space="preserve">2.1 Acceso</w:t>
-      </w:r>
-    </w:p>
-    <w:p>
-      <w:pPr>
-        <w:spacing w:after="60" w:before="60"/>
-        <w:ind w:left="300"/>
-      </w:pPr>
-      <w:r>
-        <w:rPr>
-          <w:rFonts w:ascii="Archivo" w:cs="Archivo" w:eastAsia="Archivo" w:hAnsi="Archivo"/>
-          <w:b/>
-          <w:bCs/>
-          <w:color w:val="073244"/>
-          <w:sz w:val="20"/>
-          <w:szCs w:val="20"/>
-        </w:rPr>
-        <w:t xml:space="preserve">1.  </w:t>
-      </w:r>
-      <w:r>
-        <w:rPr>
-          <w:rFonts w:ascii="Archivo" w:cs="Archivo" w:eastAsia="Archivo" w:hAnsi="Archivo"/>
+        <w:t xml:space="preserve">2.1 Habilitación de días y horarios</w:t>
+      </w:r>
+    </w:p>
+    <w:p>
+      <w:r>
+        <w:rPr>
+          <w:rFonts w:ascii="Archivo" w:cs="Archivo" w:eastAsia="Archivo" w:hAnsi="Archivo"/>
+          <w:b w:val="false"/>
+          <w:bCs w:val="false"/>
           <w:color w:val="222222"/>
-          <w:sz w:val="20"/>
-          <w:szCs w:val="20"/>
-        </w:rPr>
-        <w:t xml:space="preserve">Ingresar a AprendeBA con las credenciales del docente.</w:t>
-      </w:r>
-    </w:p>
-    <w:p>
-      <w:pPr>
-        <w:spacing w:after="60" w:before="60"/>
-        <w:ind w:left="300"/>
-      </w:pPr>
-      <w:r>
-        <w:rPr>
-          <w:rFonts w:ascii="Archivo" w:cs="Archivo" w:eastAsia="Archivo" w:hAnsi="Archivo"/>
-          <w:b/>
-          <w:bCs/>
-          <w:color w:val="073244"/>
-          <w:sz w:val="20"/>
-          <w:szCs w:val="20"/>
-        </w:rPr>
-        <w:t xml:space="preserve">2.  </w:t>
-      </w:r>
-      <w:r>
-        <w:rPr>
-          <w:rFonts w:ascii="Archivo" w:cs="Archivo" w:eastAsia="Archivo" w:hAnsi="Archivo"/>
+          <w:sz w:val="18"/>
+          <w:szCs w:val="18"/>
+        </w:rPr>
+        <w:t xml:space="preserve">Antes de registrar asistencia por primera vez en un espacio curricular, el docente debe habilitar los días y horarios en que dicta clases. Este paso se realiza una sola vez por espacio curricular (o cuando cambia el horario).</w:t>
+      </w:r>
+    </w:p>
+    <w:p>
+      <w:r>
+        <w:rPr>
+          <w:rFonts w:ascii="Archivo" w:cs="Archivo" w:eastAsia="Archivo" w:hAnsi="Archivo"/>
+          <w:b w:val="false"/>
+          <w:bCs w:val="false"/>
           <w:color w:val="222222"/>
-          <w:sz w:val="20"/>
-          <w:szCs w:val="20"/>
-        </w:rPr>
-        <w:t xml:space="preserve">Acceder al módulo Presentismo desde el menú lateral.</w:t>
-      </w:r>
-    </w:p>
-    <w:p>
-      <w:pPr>
-        <w:spacing w:after="60" w:before="60"/>
-        <w:ind w:left="300"/>
-      </w:pPr>
-      <w:r>
-        <w:rPr>
-          <w:rFonts w:ascii="Archivo" w:cs="Archivo" w:eastAsia="Archivo" w:hAnsi="Archivo"/>
-          <w:b/>
-          <w:bCs/>
-          <w:color w:val="073244"/>
-          <w:sz w:val="20"/>
-          <w:szCs w:val="20"/>
-        </w:rPr>
-        <w:t xml:space="preserve">3.  </w:t>
-      </w:r>
-      <w:r>
-        <w:rPr>
-          <w:rFonts w:ascii="Archivo" w:cs="Archivo" w:eastAsia="Archivo" w:hAnsi="Archivo"/>
+          <w:sz w:val="18"/>
+          <w:szCs w:val="18"/>
+        </w:rPr>
+        <w:t xml:space="preserve">1. Ingresar al espacio curricular en el módulo de Presentismo.</w:t>
+      </w:r>
+    </w:p>
+    <w:p>
+      <w:r>
+        <w:rPr>
+          <w:rFonts w:ascii="Archivo" w:cs="Archivo" w:eastAsia="Archivo" w:hAnsi="Archivo"/>
+          <w:b w:val="false"/>
+          <w:bCs w:val="false"/>
           <w:color w:val="222222"/>
-          <w:sz w:val="20"/>
-          <w:szCs w:val="20"/>
-        </w:rPr>
-        <w:t xml:space="preserve">El sistema muestra únicamente los espacios curriculares asignados al docente.</w:t>
-      </w:r>
-    </w:p>
-    <w:p>
-      <w:pPr>
-        <w:spacing w:after="60" w:before="60"/>
-        <w:ind w:left="300"/>
-      </w:pPr>
-      <w:r>
-        <w:rPr>
-          <w:rFonts w:ascii="Archivo" w:cs="Archivo" w:eastAsia="Archivo" w:hAnsi="Archivo"/>
-          <w:b/>
-          <w:bCs/>
-          <w:color w:val="073244"/>
-          <w:sz w:val="20"/>
-          <w:szCs w:val="20"/>
-        </w:rPr>
-        <w:t xml:space="preserve">4.  </w:t>
-      </w:r>
-      <w:r>
-        <w:rPr>
-          <w:rFonts w:ascii="Archivo" w:cs="Archivo" w:eastAsia="Archivo" w:hAnsi="Archivo"/>
+          <w:sz w:val="18"/>
+          <w:szCs w:val="18"/>
+        </w:rPr>
+        <w:t xml:space="preserve">2. Hacer clic en Habilitar Días.</w:t>
+      </w:r>
+    </w:p>
+    <w:p>
+      <w:r>
+        <w:rPr>
+          <w:rFonts w:ascii="Archivo" w:cs="Archivo" w:eastAsia="Archivo" w:hAnsi="Archivo"/>
+          <w:b w:val="false"/>
+          <w:bCs w:val="false"/>
           <w:color w:val="222222"/>
-          <w:sz w:val="20"/>
-          <w:szCs w:val="20"/>
-        </w:rPr>
-        <w:t xml:space="preserve">Seleccionar el espacio curricular y la fecha correspondiente.</w:t>
-      </w:r>
-    </w:p>
-    <w:p>
-      <w:r>
-        <w:t xml:space="preserve"/>
+          <w:sz w:val="18"/>
+          <w:szCs w:val="18"/>
+        </w:rPr>
+        <w:t xml:space="preserve">3. En el modal "Habilitá los días y los horarios de tus clases" completar:</w:t>
+      </w:r>
+    </w:p>
+    <w:p>
+      <w:r>
+        <w:rPr>
+          <w:rFonts w:ascii="Archivo" w:cs="Archivo" w:eastAsia="Archivo" w:hAnsi="Archivo"/>
+          <w:b w:val="false"/>
+          <w:bCs w:val="false"/>
+          <w:color w:val="222222"/>
+          <w:sz w:val="18"/>
+          <w:szCs w:val="18"/>
+        </w:rPr>
+        <w:t xml:space="preserve">   • Días: seleccionar los días en que se dicta la clase (Lunes a Viernes).</w:t>
+      </w:r>
+    </w:p>
+    <w:p>
+      <w:r>
+        <w:rPr>
+          <w:rFonts w:ascii="Archivo" w:cs="Archivo" w:eastAsia="Archivo" w:hAnsi="Archivo"/>
+          <w:b w:val="false"/>
+          <w:bCs w:val="false"/>
+          <w:color w:val="222222"/>
+          <w:sz w:val="18"/>
+          <w:szCs w:val="18"/>
+        </w:rPr>
+        <w:t xml:space="preserve">   • Horario: por cada día seleccionado, indicar el horario de inicio y fin. Se puede eliminar un día con el ícono ✕.</w:t>
+      </w:r>
+    </w:p>
+    <w:p>
+      <w:r>
+        <w:rPr>
+          <w:rFonts w:ascii="Archivo" w:cs="Archivo" w:eastAsia="Archivo" w:hAnsi="Archivo"/>
+          <w:b w:val="false"/>
+          <w:bCs w:val="false"/>
+          <w:color w:val="222222"/>
+          <w:sz w:val="18"/>
+          <w:szCs w:val="18"/>
+        </w:rPr>
+        <w:t xml:space="preserve">   • Período: definir Fecha desde y Fecha hasta del ciclo lectivo.</w:t>
+      </w:r>
+    </w:p>
+    <w:p>
+      <w:r>
+        <w:rPr>
+          <w:rFonts w:ascii="Archivo" w:cs="Archivo" w:eastAsia="Archivo" w:hAnsi="Archivo"/>
+          <w:b w:val="false"/>
+          <w:bCs w:val="false"/>
+          <w:color w:val="222222"/>
+          <w:sz w:val="18"/>
+          <w:szCs w:val="18"/>
+        </w:rPr>
+        <w:t xml:space="preserve">4. Hacer clic en Habilitar para confirmar.</w:t>
       </w:r>
     </w:p>
     <w:p>
@@ -1144,7 +1139,132 @@
           <w:sz w:val="22"/>
           <w:szCs w:val="22"/>
         </w:rPr>
-        <w:t xml:space="preserve">2.2 Estados disponibles</w:t>
+        <w:t xml:space="preserve">2.2 Acceso y registro</w:t>
+      </w:r>
+    </w:p>
+    <w:p>
+      <w:pPr>
+        <w:spacing w:after="60" w:before="60"/>
+        <w:ind w:left="300"/>
+      </w:pPr>
+      <w:r>
+        <w:rPr>
+          <w:rFonts w:ascii="Archivo" w:cs="Archivo" w:eastAsia="Archivo" w:hAnsi="Archivo"/>
+          <w:b/>
+          <w:bCs/>
+          <w:color w:val="073244"/>
+          <w:sz w:val="20"/>
+          <w:szCs w:val="20"/>
+        </w:rPr>
+        <w:t xml:space="preserve">1.  </w:t>
+      </w:r>
+      <w:r>
+        <w:rPr>
+          <w:rFonts w:ascii="Archivo" w:cs="Archivo" w:eastAsia="Archivo" w:hAnsi="Archivo"/>
+          <w:color w:val="222222"/>
+          <w:sz w:val="20"/>
+          <w:szCs w:val="20"/>
+        </w:rPr>
+        <w:t xml:space="preserve">Ingresar a AprendeBA con las credenciales del docente.</w:t>
+      </w:r>
+    </w:p>
+    <w:p>
+      <w:pPr>
+        <w:spacing w:after="60" w:before="60"/>
+        <w:ind w:left="300"/>
+      </w:pPr>
+      <w:r>
+        <w:rPr>
+          <w:rFonts w:ascii="Archivo" w:cs="Archivo" w:eastAsia="Archivo" w:hAnsi="Archivo"/>
+          <w:b/>
+          <w:bCs/>
+          <w:color w:val="073244"/>
+          <w:sz w:val="20"/>
+          <w:szCs w:val="20"/>
+        </w:rPr>
+        <w:t xml:space="preserve">2.  </w:t>
+      </w:r>
+      <w:r>
+        <w:rPr>
+          <w:rFonts w:ascii="Archivo" w:cs="Archivo" w:eastAsia="Archivo" w:hAnsi="Archivo"/>
+          <w:color w:val="222222"/>
+          <w:sz w:val="20"/>
+          <w:szCs w:val="20"/>
+        </w:rPr>
+        <w:t xml:space="preserve">Acceder al módulo Presentismo desde el menú lateral.</w:t>
+      </w:r>
+    </w:p>
+    <w:p>
+      <w:pPr>
+        <w:spacing w:after="60" w:before="60"/>
+        <w:ind w:left="300"/>
+      </w:pPr>
+      <w:r>
+        <w:rPr>
+          <w:rFonts w:ascii="Archivo" w:cs="Archivo" w:eastAsia="Archivo" w:hAnsi="Archivo"/>
+          <w:b/>
+          <w:bCs/>
+          <w:color w:val="073244"/>
+          <w:sz w:val="20"/>
+          <w:szCs w:val="20"/>
+        </w:rPr>
+        <w:t xml:space="preserve">3.  </w:t>
+      </w:r>
+      <w:r>
+        <w:rPr>
+          <w:rFonts w:ascii="Archivo" w:cs="Archivo" w:eastAsia="Archivo" w:hAnsi="Archivo"/>
+          <w:color w:val="222222"/>
+          <w:sz w:val="20"/>
+          <w:szCs w:val="20"/>
+        </w:rPr>
+        <w:t xml:space="preserve">El sistema muestra únicamente los espacios curriculares asignados al docente.</w:t>
+      </w:r>
+    </w:p>
+    <w:p>
+      <w:pPr>
+        <w:spacing w:after="60" w:before="60"/>
+        <w:ind w:left="300"/>
+      </w:pPr>
+      <w:r>
+        <w:rPr>
+          <w:rFonts w:ascii="Archivo" w:cs="Archivo" w:eastAsia="Archivo" w:hAnsi="Archivo"/>
+          <w:b/>
+          <w:bCs/>
+          <w:color w:val="073244"/>
+          <w:sz w:val="20"/>
+          <w:szCs w:val="20"/>
+        </w:rPr>
+        <w:t xml:space="preserve">4.  </w:t>
+      </w:r>
+      <w:r>
+        <w:rPr>
+          <w:rFonts w:ascii="Archivo" w:cs="Archivo" w:eastAsia="Archivo" w:hAnsi="Archivo"/>
+          <w:color w:val="222222"/>
+          <w:sz w:val="20"/>
+          <w:szCs w:val="20"/>
+        </w:rPr>
+        <w:t xml:space="preserve">Seleccionar el espacio curricular y la fecha correspondiente.</w:t>
+      </w:r>
+    </w:p>
+    <w:p>
+      <w:r>
+        <w:t xml:space="preserve"/>
+      </w:r>
+    </w:p>
+    <w:p>
+      <w:pPr>
+        <w:spacing w:after="100" w:before="220"/>
+      </w:pPr>
+      <w:r>
+        <w:rPr>
+          <w:rFonts w:ascii="Archivo" w:cs="Archivo" w:eastAsia="Archivo" w:hAnsi="Archivo"/>
+          <w:b/>
+          <w:bCs/>
+          <w:color w:val="0D6B5E"/>
+          <w:sz w:val="22"/>
+          <w:szCs w:val="22"/>
+        </w:rPr>
+        <w:t xml:space="preserve">2.3 Estados disponibles</w:t>
       </w:r>
     </w:p>
     <w:tbl>
@@ -1476,7 +1596,7 @@
                 <w:sz w:val="18"/>
                 <w:szCs w:val="18"/>
               </w:rPr>
-              <w:t xml:space="preserve">Tarde</w:t>
+              <w:t xml:space="preserve">APC (Ausente con presencia en clases)</w:t>
             </w:r>
           </w:p>
         </w:tc>
@@ -1506,7 +1626,7 @@
                 <w:sz w:val="18"/>
                 <w:szCs w:val="18"/>
               </w:rPr>
-              <w:t xml:space="preserve">El alumno llegó fuera del horario de inicio.</w:t>
+              <w:t xml:space="preserve">El alumno estuvo en el establecimiento pero no participó de la clase.</w:t>
             </w:r>
           </w:p>
         </w:tc>

--- a/public/manuales/Manual_Presentismo_Secundario_2026.docx
+++ b/public/manuales/Manual_Presentismo_Secundario_2026.docx
@@ -3191,7 +3191,7 @@
                 <w:sz w:val="18"/>
                 <w:szCs w:val="18"/>
               </w:rPr>
-              <w:t xml:space="preserve">Sí — incluso fuera del plazo estándar.</w:t>
+              <w:t xml:space="preserve">Sí — dentro del plazo habilitado para su sección.</w:t>
             </w:r>
           </w:p>
         </w:tc>
@@ -3317,7 +3317,7 @@
                 <w:sz w:val="18"/>
                 <w:szCs w:val="18"/>
               </w:rPr>
-              <w:t xml:space="preserve">Sí — para situaciones excepcionales o con período cerrado.</w:t>
+              <w:t xml:space="preserve">Sí — para situaciones excepcionales, fuera de plazo o con período cerrado.</w:t>
             </w:r>
           </w:p>
         </w:tc>
@@ -3526,7 +3526,7 @@
           <w:sz w:val="20"/>
           <w:szCs w:val="20"/>
         </w:rPr>
-        <w:t xml:space="preserve">Para períodos ya cerrados, el Directivo tiene acceso extendido. Si tampoco puede el Directivo, debe intervenir la Dirección de Área.</w:t>
+        <w:t xml:space="preserve">Para períodos ya cerrados, debe intervenir la Dirección de Área.</w:t>
       </w:r>
     </w:p>
     <w:p>
@@ -3546,7 +3546,7 @@
           <w:sz w:val="18"/>
           <w:szCs w:val="18"/>
         </w:rPr>
-        <w:t xml:space="preserve">⚠  Las inasistencias de períodos cerrados solo pueden justificarse con intervención del Directivo o la Dirección de Área.</w:t>
+        <w:t xml:space="preserve">⚠  Las inasistencias de períodos cerrados solo pueden justificarse con intervención de la Dirección de Área.</w:t>
       </w:r>
     </w:p>
     <w:p>
@@ -5799,7 +5799,7 @@
                 <w:sz w:val="18"/>
                 <w:szCs w:val="18"/>
               </w:rPr>
-              <w:t xml:space="preserve">Primera instancia para justificaciones fuera de plazo, configuración de situaciones y contraturno.</w:t>
+              <w:t xml:space="preserve">Primera instancia para configuración de situaciones y contraturno.</w:t>
             </w:r>
           </w:p>
         </w:tc>

--- a/public/manuales/Manual_Presentismo_Secundario_2026.docx
+++ b/public/manuales/Manual_Presentismo_Secundario_2026.docx
@@ -2518,7 +2518,7 @@
           <w:sz w:val="20"/>
           <w:szCs w:val="20"/>
         </w:rPr>
-        <w:t xml:space="preserve">El contraturno permite gestionar la asistencia de alumnos que tienen actividades en el turno opuesto al de su sección.</w:t>
+        <w:t xml:space="preserve">El contraturno permite gestionar la asistencia de alumnos que tienen actividades en el turno opuesto al de su sección. La carga de contraturno es obligatoria para las secciones que lo tienen configurado. Si en un día o alumno puntual el contraturno no aplica, se puede registrar NC (No Corresponde) como caso excepcional.</w:t>
       </w:r>
     </w:p>
     <w:p>

--- a/public/manuales/Manual_Presentismo_Secundario_2026.docx
+++ b/public/manuales/Manual_Presentismo_Secundario_2026.docx
@@ -3526,7 +3526,7 @@
           <w:sz w:val="20"/>
           <w:szCs w:val="20"/>
         </w:rPr>
-        <w:t xml:space="preserve">Para períodos ya cerrados, debe intervenir la Dirección de Área.</w:t>
+        <w:t xml:space="preserve">Para períodos ya cerrados, solo la Dirección de Área puede intervenir. El Directivo no tiene acceso a justificaciones retroactivas.</w:t>
       </w:r>
     </w:p>
     <w:p>
@@ -3546,7 +3546,7 @@
           <w:sz w:val="18"/>
           <w:szCs w:val="18"/>
         </w:rPr>
-        <w:t xml:space="preserve">⚠  Las inasistencias de períodos cerrados solo pueden justificarse con intervención de la Dirección de Área.</w:t>
+        <w:t xml:space="preserve">⚠  Las inasistencias de períodos cerrados solo pueden justificarse con intervención de la Dirección de Área. Ningún otro rol tiene habilitada esta acción.</w:t>
       </w:r>
     </w:p>
     <w:p>

--- a/public/manuales/Manual_Presentismo_Secundario_2026.docx
+++ b/public/manuales/Manual_Presentismo_Secundario_2026.docx
@@ -5204,7 +5204,7 @@
                 <w:sz w:val="18"/>
                 <w:szCs w:val="18"/>
               </w:rPr>
-              <w:t xml:space="preserve">Inasistencias injustificadas anuales &gt; 25</w:t>
+              <w:t xml:space="preserve">Inasistencias en el bimestre (más de 5 inasistencias)</w:t>
             </w:r>
           </w:p>
         </w:tc>
@@ -5296,7 +5296,7 @@
                 <w:sz w:val="18"/>
                 <w:szCs w:val="18"/>
               </w:rPr>
-              <w:t xml:space="preserve">Inasistencias en el bimestre &gt; 15% de los días del bimestre</w:t>
+              <w:t xml:space="preserve">Inasistencias injustificadas anuales (más de 20 inasistencias)</w:t>
             </w:r>
           </w:p>
         </w:tc>
@@ -5388,7 +5388,7 @@
                 <w:sz w:val="18"/>
                 <w:szCs w:val="18"/>
               </w:rPr>
-              <w:t xml:space="preserve">Inasistencias + días sin carga &gt; 15% de los días del bimestre</w:t>
+              <w:t xml:space="preserve">Días sin carga</w:t>
             </w:r>
           </w:p>
         </w:tc>
